--- a/docs/czb_ellipse_design_note.docx
+++ b/docs/czb_ellipse_design_note.docx
@@ -2351,6 +2351,223 @@
         <w:t xml:space="preserve">floor. No verdict prose beyond the rule.</w:t>
       </w:r>
     </w:p>
+    <w:p>
+      <w:pPr>
+        <w:pStyle w:val="FirstParagraph"/>
+      </w:pPr>
+      <w:r>
+        <w:rPr>
+          <w:i/>
+          <w:iCs/>
+        </w:rPr>
+        <w:t xml:space="preserve">[Run 2026-09-02, the same day,</w:t>
+      </w:r>
+      <w:r>
+        <w:rPr>
+          <w:i/>
+          <w:iCs/>
+        </w:rPr>
+        <w:t xml:space="preserve"> </w:t>
+      </w:r>
+      <w:r>
+        <w:rPr>
+          <w:rStyle w:val="VerbatimChar"/>
+          <w:i/>
+          <w:iCs/>
+        </w:rPr>
+        <w:t xml:space="preserve">replication/czb/cutin2_two_axis.py</w:t>
+      </w:r>
+      <w:r>
+        <w:rPr>
+          <w:i/>
+          <w:iCs/>
+        </w:rPr>
+        <w:t xml:space="preserve"> </w:t>
+      </w:r>
+      <w:r>
+        <w:rPr>
+          <w:i/>
+          <w:iCs/>
+        </w:rPr>
+        <w:t xml:space="preserve">→</w:t>
+      </w:r>
+      <w:r>
+        <w:rPr>
+          <w:i/>
+          <w:iCs/>
+        </w:rPr>
+        <w:t xml:space="preserve"> </w:t>
+      </w:r>
+      <w:r>
+        <w:rPr>
+          <w:rStyle w:val="VerbatimChar"/>
+          <w:i/>
+          <w:iCs/>
+        </w:rPr>
+        <w:t xml:space="preserve">out/cutin2_two_axis.md</w:t>
+      </w:r>
+      <w:r>
+        <w:rPr>
+          <w:i/>
+          <w:iCs/>
+        </w:rPr>
+        <w:t xml:space="preserve">. The second axis earns its place: linear 2D rule 0.1137, quadratic</w:t>
+      </w:r>
+      <w:r>
+        <w:rPr>
+          <w:i/>
+          <w:iCs/>
+        </w:rPr>
+        <w:t xml:space="preserve"> </w:t>
+      </w:r>
+      <w:r>
+        <w:rPr>
+          <w:i/>
+          <w:iCs/>
+        </w:rPr>
+        <w:t xml:space="preserve">form 0.1148, 1D log gap 0.1522, noise floor 0.1176 (conservative, see the pipeline review</w:t>
+      </w:r>
+      <w:r>
+        <w:rPr>
+          <w:i/>
+          <w:iCs/>
+        </w:rPr>
+        <w:t xml:space="preserve"> </w:t>
+      </w:r>
+      <w:r>
+        <w:rPr>
+          <w:i/>
+          <w:iCs/>
+        </w:rPr>
+        <w:t xml:space="preserve">§4). Linear and quadratic within 0.01, so parsimony keeps the linear rule; its weight on</w:t>
+      </w:r>
+      <w:r>
+        <w:rPr>
+          <w:i/>
+          <w:iCs/>
+        </w:rPr>
+        <w:t xml:space="preserve"> </w:t>
+      </w:r>
+      <w:r>
+        <w:rPr>
+          <w:i/>
+          <w:iCs/>
+        </w:rPr>
+        <w:t xml:space="preserve">log gap is 0.47–0.51 in every fold, a one-for-one trade-off on the log scale, i.e. a</w:t>
+      </w:r>
+      <w:r>
+        <w:rPr>
+          <w:i/>
+          <w:iCs/>
+        </w:rPr>
+        <w:t xml:space="preserve"> </w:t>
+      </w:r>
+      <w:r>
+        <w:rPr>
+          <w:i/>
+          <w:iCs/>
+        </w:rPr>
+        <w:t xml:space="preserve">threshold on the geometric mean of gap and TTC. Section 3’s expectation that the cut-in</w:t>
+      </w:r>
+      <w:r>
+        <w:rPr>
+          <w:i/>
+          <w:iCs/>
+        </w:rPr>
+        <w:t xml:space="preserve"> </w:t>
+      </w:r>
+      <w:r>
+        <w:rPr>
+          <w:i/>
+          <w:iCs/>
+        </w:rPr>
+        <w:t xml:space="preserve">would identify a trade-off is met, and more strongly than I expected: the cut-in’s form</w:t>
+      </w:r>
+      <w:r>
+        <w:rPr>
+          <w:i/>
+          <w:iCs/>
+        </w:rPr>
+        <w:t xml:space="preserve"> </w:t>
+      </w:r>
+      <w:r>
+        <w:rPr>
+          <w:i/>
+          <w:iCs/>
+        </w:rPr>
+        <w:t xml:space="preserve">for card EL.2 is the linear rule, and the</w:t>
+      </w:r>
+      <w:r>
+        <w:rPr>
+          <w:i/>
+          <w:iCs/>
+        </w:rPr>
+        <w:t xml:space="preserve"> </w:t>
+      </w:r>
+      <w:r>
+        <w:rPr>
+          <w:i/>
+          <w:iCs/>
+        </w:rPr>
+        <w:t xml:space="preserve">“ellipse”</w:t>
+      </w:r>
+      <w:r>
+        <w:rPr>
+          <w:i/>
+          <w:iCs/>
+        </w:rPr>
+        <w:t xml:space="preserve"> </w:t>
+      </w:r>
+      <w:r>
+        <w:rPr>
+          <w:i/>
+          <w:iCs/>
+        </w:rPr>
+        <w:t xml:space="preserve">on this scenario is a straight line</w:t>
+      </w:r>
+      <w:r>
+        <w:rPr>
+          <w:i/>
+          <w:iCs/>
+        </w:rPr>
+        <w:t xml:space="preserve"> </w:t>
+      </w:r>
+      <w:r>
+        <w:rPr>
+          <w:i/>
+          <w:iCs/>
+        </w:rPr>
+        <w:t xml:space="preserve">in the log plane. Model (e), the quadratic form on the CAMP-style axes (1/TTC, ego speed), scores</w:t>
+      </w:r>
+      <w:r>
+        <w:rPr>
+          <w:i/>
+          <w:iCs/>
+        </w:rPr>
+        <w:t xml:space="preserve"> </w:t>
+      </w:r>
+      <w:r>
+        <w:rPr>
+          <w:i/>
+          <w:iCs/>
+        </w:rPr>
+        <w:t xml:space="preserve">0.1822 after a re-run (the first run had the ego speed defined for two DV levels</w:t>
+      </w:r>
+      <w:r>
+        <w:rPr>
+          <w:i/>
+          <w:iCs/>
+        </w:rPr>
+        <w:t xml:space="preserve"> </w:t>
+      </w:r>
+      <w:r>
+        <w:rPr>
+          <w:i/>
+          <w:iCs/>
+        </w:rPr>
+        <w:t xml:space="preserve">only, my bug); it is reported for comparison and carries no decision.]</w:t>
+      </w:r>
+    </w:p>
     <w:bookmarkEnd w:id="15"/>
     <w:bookmarkStart w:id="16" w:name="Xd764ac0dfc2aeb55697d38a5f92a6a6f471822c"/>
     <w:p>
